--- a/Collatio/7/1. Textos/2. Limpios/7-A.docx
+++ b/Collatio/7/1. Textos/2. Limpios/7-A.docx
@@ -1,75 +1,119 @@
 
 <file path=word/document.xml><?xml version="1.0" encoding="utf-8"?>
-<w:document xmlns:wpc="http://schemas.microsoft.com/office/word/2010/wordprocessingCanvas" xmlns:cx="http://schemas.microsoft.com/office/drawing/2014/chartex" xmlns:cx1="http://schemas.microsoft.com/office/drawing/2015/9/8/chartex" xmlns:cx2="http://schemas.microsoft.com/office/drawing/2015/10/21/chartex" xmlns:cx3="http://schemas.microsoft.com/office/drawing/2016/5/9/chartex" xmlns:cx4="http://schemas.microsoft.com/office/drawing/2016/5/10/chartex" xmlns:cx5="http://schemas.microsoft.com/office/drawing/2016/5/11/chartex" xmlns:cx6="http://schemas.microsoft.com/office/drawing/2016/5/12/chartex" xmlns:cx7="http://schemas.microsoft.com/office/drawing/2016/5/13/chartex" xmlns:cx8="http://schemas.microsoft.com/office/drawing/2016/5/14/chartex" xmlns:mc="http://schemas.openxmlformats.org/markup-compatibility/2006" xmlns:aink="http://schemas.microsoft.com/office/drawing/2016/ink" xmlns:am3d="http://schemas.microsoft.com/office/drawing/2017/model3d" xmlns:o="urn:schemas-microsoft-com:office:office" xmlns:oel="http://schemas.microsoft.com/office/2019/extlst" xmlns:r="http://schemas.openxmlformats.org/officeDocument/2006/relationships" xmlns:m="http://schemas.openxmlformats.org/officeDocument/2006/math" xmlns:v="urn:schemas-microsoft-com:vml" xmlns:wp14="http://schemas.microsoft.com/office/word/2010/wordprocessingDrawing" xmlns:wp="http://schemas.openxmlformats.org/drawingml/2006/wordprocessingDrawing" xmlns:w10="urn:schemas-microsoft-com:office:word" xmlns:w="http://schemas.openxmlformats.org/wordprocessingml/2006/main" xmlns:w14="http://schemas.microsoft.com/office/word/2010/wordml" xmlns:w15="http://schemas.microsoft.com/office/word/2012/wordml" xmlns:w16cex="http://schemas.microsoft.com/office/word/2018/wordml/cex" xmlns:w16cid="http://schemas.microsoft.com/office/word/2016/wordml/cid" xmlns:w16="http://schemas.microsoft.com/office/word/2018/wordml" xmlns:w16sdtdh="http://schemas.microsoft.com/office/word/2020/wordml/sdtdatahash" xmlns:w16se="http://schemas.microsoft.com/office/word/2015/wordml/symex" xmlns:wpg="http://schemas.microsoft.com/office/word/2010/wordprocessingGroup" xmlns:wpi="http://schemas.microsoft.com/office/word/2010/wordprocessingInk" xmlns:wne="http://schemas.microsoft.com/office/word/2006/wordml" xmlns:wps="http://schemas.microsoft.com/office/word/2010/wordprocessingShape" mc:Ignorable="w14 w15 w16se w16cid w16 w16cex w16sdtdh wp14">
+<w:document xmlns:wpc="http://schemas.microsoft.com/office/word/2010/wordprocessingCanvas" xmlns:cx="http://schemas.microsoft.com/office/drawing/2014/chartex" xmlns:cx1="http://schemas.microsoft.com/office/drawing/2015/9/8/chartex" xmlns:cx2="http://schemas.microsoft.com/office/drawing/2015/10/21/chartex" xmlns:cx3="http://schemas.microsoft.com/office/drawing/2016/5/9/chartex" xmlns:cx4="http://schemas.microsoft.com/office/drawing/2016/5/10/chartex" xmlns:cx5="http://schemas.microsoft.com/office/drawing/2016/5/11/chartex" xmlns:cx6="http://schemas.microsoft.com/office/drawing/2016/5/12/chartex" xmlns:cx7="http://schemas.microsoft.com/office/drawing/2016/5/13/chartex" xmlns:cx8="http://schemas.microsoft.com/office/drawing/2016/5/14/chartex" xmlns:mc="http://schemas.openxmlformats.org/markup-compatibility/2006" xmlns:aink="http://schemas.microsoft.com/office/drawing/2016/ink" xmlns:am3d="http://schemas.microsoft.com/office/drawing/2017/model3d" xmlns:o="urn:schemas-microsoft-com:office:office" xmlns:oel="http://schemas.microsoft.com/office/2019/extlst" xmlns:r="http://schemas.openxmlformats.org/officeDocument/2006/relationships" xmlns:m="http://schemas.openxmlformats.org/officeDocument/2006/math" xmlns:v="urn:schemas-microsoft-com:vml" xmlns:wp14="http://schemas.microsoft.com/office/word/2010/wordprocessingDrawing" xmlns:wp="http://schemas.openxmlformats.org/drawingml/2006/wordprocessingDrawing" xmlns:w10="urn:schemas-microsoft-com:office:word" xmlns:w="http://schemas.openxmlformats.org/wordprocessingml/2006/main" xmlns:w14="http://schemas.microsoft.com/office/word/2010/wordml" xmlns:w15="http://schemas.microsoft.com/office/word/2012/wordml" xmlns:w16cex="http://schemas.microsoft.com/office/word/2018/wordml/cex" xmlns:w16cid="http://schemas.microsoft.com/office/word/2016/wordml/cid" xmlns:w16="http://schemas.microsoft.com/office/word/2018/wordml" xmlns:w16du="http://schemas.microsoft.com/office/word/2023/wordml/word16du" xmlns:w16sdtdh="http://schemas.microsoft.com/office/word/2020/wordml/sdtdatahash" xmlns:w16sdtfl="http://schemas.microsoft.com/office/word/2024/wordml/sdtformatlock" xmlns:w16se="http://schemas.microsoft.com/office/word/2015/wordml/symex" xmlns:wpg="http://schemas.microsoft.com/office/word/2010/wordprocessingGroup" xmlns:wpi="http://schemas.microsoft.com/office/word/2010/wordprocessingInk" xmlns:wne="http://schemas.microsoft.com/office/word/2006/wordml" xmlns:wps="http://schemas.microsoft.com/office/word/2010/wordprocessingShape" mc:Ignorable="w14 w15 w16se w16cid w16 w16cex w16sdtdh w16sdtfl w16du wp14">
   <w:body>
     <w:p>
       <w:pPr>
         <w:rPr>
+          <w:rFonts w:ascii="Brill" w:hAnsi="Brill"/>
           <w:b/>
           <w:bCs/>
         </w:rPr>
       </w:pPr>
       <w:r>
+        <w:rPr>
+          <w:rFonts w:ascii="Brill" w:hAnsi="Brill"/>
+        </w:rPr>
         <w:t xml:space="preserve">E </w:t>
       </w:r>
       <w:r>
+        <w:rPr>
+          <w:rFonts w:ascii="Brill" w:hAnsi="Brill"/>
+        </w:rPr>
         <w:t>maestro ruego te que me digas una cosa por que me contesce en la cuenta de tres ant el espiritu santo que el fijo ca vien sabes segund razon derecha que ombre vee cada dia que la mas allegada cosa al padre es el fijo pues por que razon nonbreste antes el espirito santo qu el fijo respondio el maestro yo te lo dire sepas qu el espiritu santo fue medianero que andido en el padre e en el fijo ca por el padre venimos a conoscer el fijo e por el fijo conoscemos el padre a la ora que nos fue amostrado el fijo pues conoscimos que era fijo ovimos a conoscer que hera padre e a las tres personas se encierran en un dios segund que te agora dire por razon derecha quando el ang</w:t>
       </w:r>
       <w:r>
+        <w:rPr>
+          <w:rFonts w:ascii="Brill" w:hAnsi="Brill"/>
+        </w:rPr>
         <w:t xml:space="preserve">el Graviel vino a santa Maria e dixo la salutacion por el nuestro señor por las quales palabras obo Jesucristo </w:t>
       </w:r>
       <w:r>
+        <w:rPr>
+          <w:rFonts w:ascii="Brill" w:hAnsi="Brill"/>
+        </w:rPr>
         <w:t>encarnar en ella e vesiblemente decendio el spiritu santo en semejança de fuego e toda la trinidad conplidamente encarno en ella e la trinidat non tengas tu que aquella sazon començo que de antes era mas non avie entendimiento de omen que antes conplidamente la pudies</w:t>
       </w:r>
       <w:r>
         <w:rPr>
+          <w:rFonts w:ascii="Brill" w:hAnsi="Brill"/>
           <w:lang w:val="es-ES"/>
         </w:rPr>
         <w:t>e</w:t>
       </w:r>
       <w:r>
+        <w:rPr>
+          <w:rFonts w:ascii="Brill" w:hAnsi="Brill"/>
+        </w:rPr>
         <w:t xml:space="preserve"> conoscer nin entender ca fallamos en la ley vieja segund de suso dixe que dix</w:t>
       </w:r>
       <w:r>
+        <w:rPr>
+          <w:rFonts w:ascii="Brill" w:hAnsi="Brill"/>
+        </w:rPr>
         <w:t xml:space="preserve">o Abram vi </w:t>
       </w:r>
       <w:r>
+        <w:rPr>
+          <w:rFonts w:ascii="Brill" w:hAnsi="Brill"/>
+        </w:rPr>
         <w:t>tres e uno adore e pues de aquellos tres vio al uno adoro ya se dava a entender que de aquellos tres que se tornavan en un dios e por ende la vertud desque dios fue nunca ovo comienço e sienpre fue mas nos los ombres non lo podimos entender nin conoscer fasta que ella ovo a fazer obra por que la pudiesemos conoscer e esto fue el dia que encarno en santa</w:t>
       </w:r>
       <w:r>
+        <w:rPr>
+          <w:rFonts w:ascii="Brill" w:hAnsi="Brill"/>
+        </w:rPr>
         <w:t xml:space="preserve"> Maria </w:t>
       </w:r>
       <w:r>
+        <w:rPr>
+          <w:rFonts w:ascii="Brill" w:hAnsi="Brill"/>
+        </w:rPr>
         <w:t>e como quier que las tres personas d</w:t>
       </w:r>
       <w:r>
         <w:rPr>
+          <w:rFonts w:ascii="Brill" w:hAnsi="Brill"/>
           <w:lang w:val="es-ES"/>
         </w:rPr>
         <w:t xml:space="preserve"> </w:t>
       </w:r>
       <w:r>
+        <w:rPr>
+          <w:rFonts w:ascii="Brill" w:hAnsi="Brill"/>
+        </w:rPr>
         <w:t>antes eran non avien figura en si mas quando dios alguno quiere parescer toma qual figura quiere e esto probare que non han forma enpero fallamos que quando parescen a alguno toma</w:t>
       </w:r>
       <w:r>
         <w:rPr>
+          <w:rFonts w:ascii="Brill" w:hAnsi="Brill"/>
           <w:lang w:val="es-ES"/>
         </w:rPr>
         <w:t>n</w:t>
       </w:r>
       <w:r>
+        <w:rPr>
+          <w:rFonts w:ascii="Brill" w:hAnsi="Brill"/>
+        </w:rPr>
         <w:t xml:space="preserve"> forma de omen pues deves entender e quanto mas lo puede contar aquel que es poderoso de todo mas la forma derecha de omen carnal en </w:t>
       </w:r>
       <w:r>
         <w:rPr>
+          <w:rFonts w:ascii="Brill" w:hAnsi="Brill"/>
           <w:lang w:val="es-ES"/>
         </w:rPr>
         <w:t>u</w:t>
       </w:r>
       <w:r>
+        <w:rPr>
+          <w:rFonts w:ascii="Brill" w:hAnsi="Brill"/>
+        </w:rPr>
         <w:t>esos e en carne tomo el en el dia que se encerro en el vientre de sant</w:t>
       </w:r>
       <w:r>
+        <w:rPr>
+          <w:rFonts w:ascii="Brill" w:hAnsi="Brill"/>
+        </w:rPr>
         <w:t>a Maria e se vestio de la su carne d ella</w:t>
       </w:r>
     </w:p>
@@ -84,7 +128,7 @@
 </file>
 
 <file path=word/styles.xml><?xml version="1.0" encoding="utf-8"?>
-<w:styles xmlns:mc="http://schemas.openxmlformats.org/markup-compatibility/2006" xmlns:r="http://schemas.openxmlformats.org/officeDocument/2006/relationships" xmlns:w="http://schemas.openxmlformats.org/wordprocessingml/2006/main" xmlns:w14="http://schemas.microsoft.com/office/word/2010/wordml" xmlns:w15="http://schemas.microsoft.com/office/word/2012/wordml" xmlns:w16cex="http://schemas.microsoft.com/office/word/2018/wordml/cex" xmlns:w16cid="http://schemas.microsoft.com/office/word/2016/wordml/cid" xmlns:w16="http://schemas.microsoft.com/office/word/2018/wordml" xmlns:w16sdtdh="http://schemas.microsoft.com/office/word/2020/wordml/sdtdatahash" xmlns:w16se="http://schemas.microsoft.com/office/word/2015/wordml/symex" mc:Ignorable="w14 w15 w16se w16cid w16 w16cex w16sdtdh">
+<w:styles xmlns:mc="http://schemas.openxmlformats.org/markup-compatibility/2006" xmlns:r="http://schemas.openxmlformats.org/officeDocument/2006/relationships" xmlns:w="http://schemas.openxmlformats.org/wordprocessingml/2006/main" xmlns:w14="http://schemas.microsoft.com/office/word/2010/wordml" xmlns:w15="http://schemas.microsoft.com/office/word/2012/wordml" xmlns:w16cex="http://schemas.microsoft.com/office/word/2018/wordml/cex" xmlns:w16cid="http://schemas.microsoft.com/office/word/2016/wordml/cid" xmlns:w16="http://schemas.microsoft.com/office/word/2018/wordml" xmlns:w16du="http://schemas.microsoft.com/office/word/2023/wordml/word16du" xmlns:w16sdtdh="http://schemas.microsoft.com/office/word/2020/wordml/sdtdatahash" xmlns:w16sdtfl="http://schemas.microsoft.com/office/word/2024/wordml/sdtformatlock" xmlns:w16se="http://schemas.microsoft.com/office/word/2015/wordml/symex" mc:Ignorable="w14 w15 w16se w16cid w16 w16cex w16sdtdh w16sdtfl w16du">
   <w:docDefaults>
     <w:rPrDefault>
       <w:rPr>
